--- a/Azure DevOps k8s pipeline.docx
+++ b/Azure DevOps k8s pipeline.docx
@@ -173,12 +173,12 @@
           <wp:inline distB="114300" distT="114300" distL="114300" distR="114300">
             <wp:extent cx="6343848" cy="3683000"/>
             <wp:effectExtent b="0" l="0" r="0" t="0"/>
-            <wp:docPr id="5" name="image1.png"/>
+            <wp:docPr id="5" name="image12.png"/>
             <a:graphic>
               <a:graphicData uri="http://schemas.openxmlformats.org/drawingml/2006/picture">
                 <pic:pic>
                   <pic:nvPicPr>
-                    <pic:cNvPr id="0" name="image1.png"/>
+                    <pic:cNvPr id="0" name="image12.png"/>
                     <pic:cNvPicPr preferRelativeResize="0"/>
                   </pic:nvPicPr>
                   <pic:blipFill>
@@ -508,12 +508,12 @@
           <wp:inline distB="114300" distT="114300" distL="114300" distR="114300">
             <wp:extent cx="4517327" cy="3771222"/>
             <wp:effectExtent b="0" l="0" r="0" t="0"/>
-            <wp:docPr id="18" name="image13.png"/>
+            <wp:docPr id="18" name="image17.png"/>
             <a:graphic>
               <a:graphicData uri="http://schemas.openxmlformats.org/drawingml/2006/picture">
                 <pic:pic>
                   <pic:nvPicPr>
-                    <pic:cNvPr id="0" name="image13.png"/>
+                    <pic:cNvPr id="0" name="image17.png"/>
                     <pic:cNvPicPr preferRelativeResize="0"/>
                   </pic:nvPicPr>
                   <pic:blipFill>
@@ -562,12 +562,12 @@
           <wp:inline distB="114300" distT="114300" distL="114300" distR="114300">
             <wp:extent cx="3736277" cy="3842867"/>
             <wp:effectExtent b="0" l="0" r="0" t="0"/>
-            <wp:docPr id="13" name="image18.png"/>
+            <wp:docPr id="13" name="image19.png"/>
             <a:graphic>
               <a:graphicData uri="http://schemas.openxmlformats.org/drawingml/2006/picture">
                 <pic:pic>
                   <pic:nvPicPr>
-                    <pic:cNvPr id="0" name="image18.png"/>
+                    <pic:cNvPr id="0" name="image19.png"/>
                     <pic:cNvPicPr preferRelativeResize="0"/>
                   </pic:nvPicPr>
                   <pic:blipFill>
@@ -681,12 +681,12 @@
           <wp:inline distB="114300" distT="114300" distL="114300" distR="114300">
             <wp:extent cx="6343848" cy="3695700"/>
             <wp:effectExtent b="0" l="0" r="0" t="0"/>
-            <wp:docPr id="4" name="image14.png"/>
+            <wp:docPr id="4" name="image4.png"/>
             <a:graphic>
               <a:graphicData uri="http://schemas.openxmlformats.org/drawingml/2006/picture">
                 <pic:pic>
                   <pic:nvPicPr>
-                    <pic:cNvPr id="0" name="image14.png"/>
+                    <pic:cNvPr id="0" name="image4.png"/>
                     <pic:cNvPicPr preferRelativeResize="0"/>
                   </pic:nvPicPr>
                   <pic:blipFill>
@@ -793,12 +793,12 @@
           <wp:inline distB="114300" distT="114300" distL="114300" distR="114300">
             <wp:extent cx="7384521" cy="3980545"/>
             <wp:effectExtent b="0" l="0" r="0" t="0"/>
-            <wp:docPr id="10" name="image7.png"/>
+            <wp:docPr id="10" name="image3.png"/>
             <a:graphic>
               <a:graphicData uri="http://schemas.openxmlformats.org/drawingml/2006/picture">
                 <pic:pic>
                   <pic:nvPicPr>
-                    <pic:cNvPr id="0" name="image7.png"/>
+                    <pic:cNvPr id="0" name="image3.png"/>
                     <pic:cNvPicPr preferRelativeResize="0"/>
                   </pic:nvPicPr>
                   <pic:blipFill>
@@ -919,12 +919,12 @@
           <wp:inline distB="114300" distT="114300" distL="114300" distR="114300">
             <wp:extent cx="7463740" cy="3586181"/>
             <wp:effectExtent b="0" l="0" r="0" t="0"/>
-            <wp:docPr id="2" name="image3.png"/>
+            <wp:docPr id="2" name="image6.png"/>
             <a:graphic>
               <a:graphicData uri="http://schemas.openxmlformats.org/drawingml/2006/picture">
                 <pic:pic>
                   <pic:nvPicPr>
-                    <pic:cNvPr id="0" name="image3.png"/>
+                    <pic:cNvPr id="0" name="image6.png"/>
                     <pic:cNvPicPr preferRelativeResize="0"/>
                   </pic:nvPicPr>
                   <pic:blipFill>
@@ -1053,12 +1053,12 @@
           <wp:inline distB="114300" distT="114300" distL="114300" distR="114300">
             <wp:extent cx="7479602" cy="3515188"/>
             <wp:effectExtent b="0" l="0" r="0" t="0"/>
-            <wp:docPr id="14" name="image16.png"/>
+            <wp:docPr id="14" name="image5.png"/>
             <a:graphic>
               <a:graphicData uri="http://schemas.openxmlformats.org/drawingml/2006/picture">
                 <pic:pic>
                   <pic:nvPicPr>
-                    <pic:cNvPr id="0" name="image16.png"/>
+                    <pic:cNvPr id="0" name="image5.png"/>
                     <pic:cNvPicPr preferRelativeResize="0"/>
                   </pic:nvPicPr>
                   <pic:blipFill>
@@ -1110,12 +1110,12 @@
           <wp:inline distB="114300" distT="114300" distL="114300" distR="114300">
             <wp:extent cx="7470077" cy="4071528"/>
             <wp:effectExtent b="0" l="0" r="0" t="0"/>
-            <wp:docPr id="3" name="image2.png"/>
+            <wp:docPr id="3" name="image1.png"/>
             <a:graphic>
               <a:graphicData uri="http://schemas.openxmlformats.org/drawingml/2006/picture">
                 <pic:pic>
                   <pic:nvPicPr>
-                    <pic:cNvPr id="0" name="image2.png"/>
+                    <pic:cNvPr id="0" name="image1.png"/>
                     <pic:cNvPicPr preferRelativeResize="0"/>
                   </pic:nvPicPr>
                   <pic:blipFill>
@@ -1167,12 +1167,12 @@
           <wp:inline distB="114300" distT="114300" distL="114300" distR="114300">
             <wp:extent cx="7426880" cy="3088958"/>
             <wp:effectExtent b="0" l="0" r="0" t="0"/>
-            <wp:docPr id="11" name="image11.png"/>
+            <wp:docPr id="11" name="image15.png"/>
             <a:graphic>
               <a:graphicData uri="http://schemas.openxmlformats.org/drawingml/2006/picture">
                 <pic:pic>
                   <pic:nvPicPr>
-                    <pic:cNvPr id="0" name="image11.png"/>
+                    <pic:cNvPr id="0" name="image15.png"/>
                     <pic:cNvPicPr preferRelativeResize="0"/>
                   </pic:nvPicPr>
                   <pic:blipFill>
@@ -1235,12 +1235,12 @@
           <wp:inline distB="114300" distT="114300" distL="114300" distR="114300">
             <wp:extent cx="7438989" cy="3484932"/>
             <wp:effectExtent b="0" l="0" r="0" t="0"/>
-            <wp:docPr id="6" name="image6.png"/>
+            <wp:docPr id="6" name="image13.png"/>
             <a:graphic>
               <a:graphicData uri="http://schemas.openxmlformats.org/drawingml/2006/picture">
                 <pic:pic>
                   <pic:nvPicPr>
-                    <pic:cNvPr id="0" name="image6.png"/>
+                    <pic:cNvPr id="0" name="image13.png"/>
                     <pic:cNvPicPr preferRelativeResize="0"/>
                   </pic:nvPicPr>
                   <pic:blipFill>
@@ -1338,12 +1338,12 @@
           <wp:inline distB="114300" distT="114300" distL="114300" distR="114300">
             <wp:extent cx="5012627" cy="3590124"/>
             <wp:effectExtent b="0" l="0" r="0" t="0"/>
-            <wp:docPr id="1" name="image19.png"/>
+            <wp:docPr id="1" name="image18.png"/>
             <a:graphic>
               <a:graphicData uri="http://schemas.openxmlformats.org/drawingml/2006/picture">
                 <pic:pic>
                   <pic:nvPicPr>
-                    <pic:cNvPr id="0" name="image19.png"/>
+                    <pic:cNvPr id="0" name="image18.png"/>
                     <pic:cNvPicPr preferRelativeResize="0"/>
                   </pic:nvPicPr>
                   <pic:blipFill>
@@ -1474,12 +1474,12 @@
           <wp:inline distB="114300" distT="114300" distL="114300" distR="114300">
             <wp:extent cx="6336602" cy="3471459"/>
             <wp:effectExtent b="0" l="0" r="0" t="0"/>
-            <wp:docPr id="19" name="image15.png"/>
+            <wp:docPr id="19" name="image2.png"/>
             <a:graphic>
               <a:graphicData uri="http://schemas.openxmlformats.org/drawingml/2006/picture">
                 <pic:pic>
                   <pic:nvPicPr>
-                    <pic:cNvPr id="0" name="image15.png"/>
+                    <pic:cNvPr id="0" name="image2.png"/>
                     <pic:cNvPicPr preferRelativeResize="0"/>
                   </pic:nvPicPr>
                   <pic:blipFill>
@@ -1615,12 +1615,12 @@
           <wp:inline distB="114300" distT="114300" distL="114300" distR="114300">
             <wp:extent cx="6412802" cy="2539512"/>
             <wp:effectExtent b="0" l="0" r="0" t="0"/>
-            <wp:docPr id="12" name="image17.png"/>
+            <wp:docPr id="12" name="image8.png"/>
             <a:graphic>
               <a:graphicData uri="http://schemas.openxmlformats.org/drawingml/2006/picture">
                 <pic:pic>
                   <pic:nvPicPr>
-                    <pic:cNvPr id="0" name="image17.png"/>
+                    <pic:cNvPr id="0" name="image8.png"/>
                     <pic:cNvPicPr preferRelativeResize="0"/>
                   </pic:nvPicPr>
                   <pic:blipFill>
@@ -1763,12 +1763,12 @@
           <wp:inline distB="114300" distT="114300" distL="114300" distR="114300">
             <wp:extent cx="5759014" cy="2594150"/>
             <wp:effectExtent b="0" l="0" r="0" t="0"/>
-            <wp:docPr id="16" name="image10.png"/>
+            <wp:docPr id="16" name="image7.png"/>
             <a:graphic>
               <a:graphicData uri="http://schemas.openxmlformats.org/drawingml/2006/picture">
                 <pic:pic>
                   <pic:nvPicPr>
-                    <pic:cNvPr id="0" name="image10.png"/>
+                    <pic:cNvPr id="0" name="image7.png"/>
                     <pic:cNvPicPr preferRelativeResize="0"/>
                   </pic:nvPicPr>
                   <pic:blipFill>
@@ -1832,12 +1832,12 @@
           <wp:inline distB="114300" distT="114300" distL="114300" distR="114300">
             <wp:extent cx="4755452" cy="2570514"/>
             <wp:effectExtent b="0" l="0" r="0" t="0"/>
-            <wp:docPr id="15" name="image9.png"/>
+            <wp:docPr id="15" name="image14.png"/>
             <a:graphic>
               <a:graphicData uri="http://schemas.openxmlformats.org/drawingml/2006/picture">
                 <pic:pic>
                   <pic:nvPicPr>
-                    <pic:cNvPr id="0" name="image9.png"/>
+                    <pic:cNvPr id="0" name="image14.png"/>
                     <pic:cNvPicPr preferRelativeResize="0"/>
                   </pic:nvPicPr>
                   <pic:blipFill>
@@ -1956,12 +1956,12 @@
           <wp:inline distB="114300" distT="114300" distL="114300" distR="114300">
             <wp:extent cx="4888802" cy="2693979"/>
             <wp:effectExtent b="0" l="0" r="0" t="0"/>
-            <wp:docPr id="17" name="image8.png"/>
+            <wp:docPr id="17" name="image10.png"/>
             <a:graphic>
               <a:graphicData uri="http://schemas.openxmlformats.org/drawingml/2006/picture">
                 <pic:pic>
                   <pic:nvPicPr>
-                    <pic:cNvPr id="0" name="image8.png"/>
+                    <pic:cNvPr id="0" name="image10.png"/>
                     <pic:cNvPicPr preferRelativeResize="0"/>
                   </pic:nvPicPr>
                   <pic:blipFill>
@@ -2106,12 +2106,12 @@
           <wp:inline distB="114300" distT="114300" distL="114300" distR="114300">
             <wp:extent cx="4879277" cy="2102631"/>
             <wp:effectExtent b="0" l="0" r="0" t="0"/>
-            <wp:docPr id="9" name="image4.png"/>
+            <wp:docPr id="9" name="image9.png"/>
             <a:graphic>
               <a:graphicData uri="http://schemas.openxmlformats.org/drawingml/2006/picture">
                 <pic:pic>
                   <pic:nvPicPr>
-                    <pic:cNvPr id="0" name="image4.png"/>
+                    <pic:cNvPr id="0" name="image9.png"/>
                     <pic:cNvPicPr preferRelativeResize="0"/>
                   </pic:nvPicPr>
                   <pic:blipFill>
@@ -2191,12 +2191,12 @@
           <wp:inline distB="114300" distT="114300" distL="114300" distR="114300">
             <wp:extent cx="3202877" cy="3178612"/>
             <wp:effectExtent b="0" l="0" r="0" t="0"/>
-            <wp:docPr id="7" name="image12.png"/>
+            <wp:docPr id="7" name="image16.png"/>
             <a:graphic>
               <a:graphicData uri="http://schemas.openxmlformats.org/drawingml/2006/picture">
                 <pic:pic>
                   <pic:nvPicPr>
-                    <pic:cNvPr id="0" name="image12.png"/>
+                    <pic:cNvPr id="0" name="image16.png"/>
                     <pic:cNvPicPr preferRelativeResize="0"/>
                   </pic:nvPicPr>
                   <pic:blipFill>
@@ -2248,12 +2248,12 @@
           <wp:inline distB="114300" distT="114300" distL="114300" distR="114300">
             <wp:extent cx="4822127" cy="2586929"/>
             <wp:effectExtent b="0" l="0" r="0" t="0"/>
-            <wp:docPr id="8" name="image5.png"/>
+            <wp:docPr id="8" name="image11.png"/>
             <a:graphic>
               <a:graphicData uri="http://schemas.openxmlformats.org/drawingml/2006/picture">
                 <pic:pic>
                   <pic:nvPicPr>
-                    <pic:cNvPr id="0" name="image5.png"/>
+                    <pic:cNvPr id="0" name="image11.png"/>
                     <pic:cNvPicPr preferRelativeResize="0"/>
                   </pic:nvPicPr>
                   <pic:blipFill>
